--- a/00_总纲与说明/00-05_资源库导航_v25.0_20260819.docx
+++ b/00_总纲与说明/00-05_资源库导航_v25.0_20260819.docx
@@ -55,7 +55,7 @@
           <w:color w:val="BF360C"/>
           <w:sz w:val="22"/>
         </w:rPr>
-        <w:t>★ 先看这一段　本仓库现在实际有的上课主文档，只有项目三、项目六、项目七。导航里以前写的「项目一到七全部做完」，指的是整套资源库的规划进度，那几份文件并不都在这个 Git 仓库里。★ 您打开这个仓库上课，桌上只需要三样：今天的主文档、今天的配图 zip、学生记录册。</w:t>
+        <w:t>★ 先看这一段　上课桌上只需要三样：今天的主文档（或今天的 PPT）、今天的配图 zip、学生记录册。什么时候翻哪份，看 90-C11。项目一到七的主文档都在对应文件夹里。项目八、九还没做。</w:t>
       </w:r>
     </w:p>
     <w:p>
@@ -2981,14 +2981,8 @@
             <w:tcW w:type="dxa" w:w="1662"/>
           </w:tcPr>
           <w:p>
-            <w:r/>
             <w:r>
-              <w:rPr>
-                <w:rFonts w:ascii="微软雅黑" w:hAnsi="微软雅黑" w:eastAsia="微软雅黑"/>
-                <w:b w:val="0"/>
-                <w:sz w:val="20"/>
-              </w:rPr>
-              <w:t>不在本仓库</w:t>
+              <w:t>★有 01-00 + PPT</w:t>
             </w:r>
           </w:p>
         </w:tc>
@@ -3013,14 +3007,8 @@
             <w:tcW w:type="dxa" w:w="1662"/>
           </w:tcPr>
           <w:p>
-            <w:r/>
             <w:r>
-              <w:rPr>
-                <w:rFonts w:ascii="微软雅黑" w:hAnsi="微软雅黑" w:eastAsia="微软雅黑"/>
-                <w:b w:val="0"/>
-                <w:sz w:val="20"/>
-              </w:rPr>
-              <w:t>—</w:t>
+              <w:t>配图 zip</w:t>
             </w:r>
           </w:p>
         </w:tc>
@@ -3029,14 +3017,8 @@
             <w:tcW w:type="dxa" w:w="1662"/>
           </w:tcPr>
           <w:p>
-            <w:r/>
             <w:r>
-              <w:rPr>
-                <w:rFonts w:ascii="微软雅黑" w:hAnsi="微软雅黑" w:eastAsia="微软雅黑"/>
-                <w:b w:val="0"/>
-                <w:sz w:val="20"/>
-              </w:rPr>
-              <w:t>—</w:t>
+              <w:t>01-03 天平；90-B1 第2周</w:t>
             </w:r>
           </w:p>
         </w:tc>
@@ -3082,14 +3064,8 @@
             <w:shd w:val="clear" w:color="auto" w:fill="F5F5F5"/>
           </w:tcPr>
           <w:p>
-            <w:r/>
             <w:r>
-              <w:rPr>
-                <w:rFonts w:ascii="微软雅黑" w:hAnsi="微软雅黑" w:eastAsia="微软雅黑"/>
-                <w:b w:val="0"/>
-                <w:sz w:val="20"/>
-              </w:rPr>
-              <w:t>不在本仓库</w:t>
+              <w:t>★有 02-00</w:t>
             </w:r>
           </w:p>
         </w:tc>
@@ -3284,14 +3260,8 @@
             <w:shd w:val="clear" w:color="auto" w:fill="F5F5F5"/>
           </w:tcPr>
           <w:p>
-            <w:r/>
             <w:r>
-              <w:rPr>
-                <w:rFonts w:ascii="微软雅黑" w:hAnsi="微软雅黑" w:eastAsia="微软雅黑"/>
-                <w:b w:val="0"/>
-                <w:sz w:val="20"/>
-              </w:rPr>
-              <w:t>不在本仓库</w:t>
+              <w:t>★有 04-00 + 04-E1</w:t>
             </w:r>
           </w:p>
         </w:tc>
@@ -3385,14 +3355,8 @@
             <w:tcW w:type="dxa" w:w="1662"/>
           </w:tcPr>
           <w:p>
-            <w:r/>
             <w:r>
-              <w:rPr>
-                <w:rFonts w:ascii="微软雅黑" w:hAnsi="微软雅黑" w:eastAsia="微软雅黑"/>
-                <w:b w:val="0"/>
-                <w:sz w:val="20"/>
-              </w:rPr>
-              <w:t>不在本仓库</w:t>
+              <w:t>★有 05-00</w:t>
             </w:r>
           </w:p>
         </w:tc>
@@ -4245,7 +4209,7 @@
           <w:b w:val="0"/>
           <w:sz w:val="22"/>
         </w:rPr>
-        <w:t>下一步（建议按这个顺序）：1. 同一对话习惯下补项目六图 11-21，打进同一个 zip，再嵌进 06-00；2. 做项目八主文档 + 20 张配图（公开课首选）；3. 08-A1 报表透视眼；4. 项目九；5. 如需把项目一、二、四、五也放进这个仓库，整包拷进来即可，文件夹命名已经留好位置。</w:t>
+        <w:t>下一步：项目一 PPT 样例已经有了（01-00 上课投影）。你觉得好用，再按同样方式做项目二到七。项目八、九主文档未做。</w:t>
       </w:r>
     </w:p>
     <w:p>
